--- a/odigoi/0_pycharm_spark_implementation.docx
+++ b/odigoi/0_pycharm_spark_implementation.docx
@@ -20,7 +20,7 @@
           <w:sz w:val="22"/>
           <w:szCs w:val="22"/>
         </w:rPr>
-        <w:id w:val="-125857948"/>
+        <w:id w:val="1127976867"/>
         <w:docPartObj>
           <w:docPartGallery w:val="Table of Contents"/>
           <w:docPartUnique/>
@@ -61,7 +61,7 @@
           <w:r>
             <w:fldChar w:fldCharType="separate"/>
           </w:r>
-          <w:hyperlink w:anchor="_Toc224650708" w:history="1">
+          <w:hyperlink w:anchor="_Toc224651081" w:history="1">
             <w:r>
               <w:rPr>
                 <w:rStyle w:val="Hyperlink"/>
@@ -88,7 +88,7 @@
                 <w:noProof/>
                 <w:webHidden/>
               </w:rPr>
-              <w:instrText xml:space="preserve"> PAGEREF _Toc224650708 \h </w:instrText>
+              <w:instrText xml:space="preserve"> PAGEREF _Toc224651081 \h </w:instrText>
             </w:r>
             <w:r>
               <w:rPr>
@@ -135,7 +135,7 @@
               <w14:ligatures w14:val="standardContextual"/>
             </w:rPr>
           </w:pPr>
-          <w:hyperlink w:anchor="_Toc224650709" w:history="1">
+          <w:hyperlink w:anchor="_Toc224651082" w:history="1">
             <w:r>
               <w:rPr>
                 <w:rStyle w:val="Hyperlink"/>
@@ -162,7 +162,7 @@
                 <w:noProof/>
                 <w:webHidden/>
               </w:rPr>
-              <w:instrText xml:space="preserve"> PAGEREF _Toc224650709 \h </w:instrText>
+              <w:instrText xml:space="preserve"> PAGEREF _Toc224651082 \h </w:instrText>
             </w:r>
             <w:r>
               <w:rPr>
@@ -209,7 +209,7 @@
               <w14:ligatures w14:val="standardContextual"/>
             </w:rPr>
           </w:pPr>
-          <w:hyperlink w:anchor="_Toc224650710" w:history="1">
+          <w:hyperlink w:anchor="_Toc224651083" w:history="1">
             <w:r>
               <w:rPr>
                 <w:rStyle w:val="Hyperlink"/>
@@ -236,7 +236,7 @@
                 <w:noProof/>
                 <w:webHidden/>
               </w:rPr>
-              <w:instrText xml:space="preserve"> PAGEREF _Toc224650710 \h </w:instrText>
+              <w:instrText xml:space="preserve"> PAGEREF _Toc224651083 \h </w:instrText>
             </w:r>
             <w:r>
               <w:rPr>
@@ -283,7 +283,7 @@
               <w14:ligatures w14:val="standardContextual"/>
             </w:rPr>
           </w:pPr>
-          <w:hyperlink w:anchor="_Toc224650711" w:history="1">
+          <w:hyperlink w:anchor="_Toc224651084" w:history="1">
             <w:r>
               <w:rPr>
                 <w:rStyle w:val="Hyperlink"/>
@@ -310,7 +310,7 @@
                 <w:noProof/>
                 <w:webHidden/>
               </w:rPr>
-              <w:instrText xml:space="preserve"> PAGEREF _Toc224650711 \h </w:instrText>
+              <w:instrText xml:space="preserve"> PAGEREF _Toc224651084 \h </w:instrText>
             </w:r>
             <w:r>
               <w:rPr>
@@ -357,7 +357,7 @@
               <w14:ligatures w14:val="standardContextual"/>
             </w:rPr>
           </w:pPr>
-          <w:hyperlink w:anchor="_Toc224650712" w:history="1">
+          <w:hyperlink w:anchor="_Toc224651085" w:history="1">
             <w:r>
               <w:rPr>
                 <w:rStyle w:val="Hyperlink"/>
@@ -384,7 +384,7 @@
                 <w:noProof/>
                 <w:webHidden/>
               </w:rPr>
-              <w:instrText xml:space="preserve"> PAGEREF _Toc224650712 \h </w:instrText>
+              <w:instrText xml:space="preserve"> PAGEREF _Toc224651085 \h </w:instrText>
             </w:r>
             <w:r>
               <w:rPr>
@@ -427,7 +427,7 @@
         <w:pStyle w:val="Heading1"/>
       </w:pPr>
       <w:bookmarkStart w:id="0" w:name="X7c03891a5a227ce68d028d0fa85fed65cf73458"/>
-      <w:bookmarkStart w:id="1" w:name="_Toc224650708"/>
+      <w:bookmarkStart w:id="1" w:name="_Toc224651081"/>
       <w:r>
         <w:t>Οδηγίες εγκατάστασης pyspark σε pycharm με venv package manager</w:t>
       </w:r>
@@ -511,7 +511,7 @@
           <w:noProof/>
         </w:rPr>
         <w:drawing>
-          <wp:inline distT="0" distB="0" distL="0" distR="0" wp14:anchorId="61534AC8" wp14:editId="5368BBFD">
+          <wp:inline distT="0" distB="0" distL="0" distR="0" wp14:anchorId="33CE5731" wp14:editId="0DF3BC75">
             <wp:extent cx="6692900" cy="2845691"/>
             <wp:effectExtent l="0" t="0" r="0" b="0"/>
             <wp:docPr id="25" name="Picture" descr="Εικόνα 1"/>
@@ -571,7 +571,7 @@
           <w:noProof/>
         </w:rPr>
         <w:drawing>
-          <wp:inline distT="0" distB="0" distL="0" distR="0" wp14:anchorId="7400B0E0" wp14:editId="598E64A7">
+          <wp:inline distT="0" distB="0" distL="0" distR="0" wp14:anchorId="5A919D2F" wp14:editId="1F47F542">
             <wp:extent cx="6692900" cy="4748374"/>
             <wp:effectExtent l="0" t="0" r="0" b="0"/>
             <wp:docPr id="28" name="Picture" descr="Εικόνα 2"/>
@@ -618,7 +618,7 @@
         <w:pStyle w:val="Heading1"/>
       </w:pPr>
       <w:bookmarkStart w:id="2" w:name="δημιουργία-νέου-pycharm-project"/>
-      <w:bookmarkStart w:id="3" w:name="_Toc224650709"/>
+      <w:bookmarkStart w:id="3" w:name="_Toc224651082"/>
       <w:bookmarkEnd w:id="0"/>
       <w:r>
         <w:t>Δημιουργία νέου PyCharm Project</w:t>
@@ -689,7 +689,7 @@
         </w:rPr>
         <w:lastRenderedPageBreak/>
         <w:drawing>
-          <wp:inline distT="0" distB="0" distL="0" distR="0" wp14:anchorId="46B84E6F" wp14:editId="27A5C427">
+          <wp:inline distT="0" distB="0" distL="0" distR="0" wp14:anchorId="2698AF02" wp14:editId="4A7EA4E3">
             <wp:extent cx="6692900" cy="5494042"/>
             <wp:effectExtent l="0" t="0" r="0" b="0"/>
             <wp:docPr id="32" name="Picture" descr="Εικόνα 3"/>
@@ -762,7 +762,7 @@
         <w:pStyle w:val="Heading1"/>
       </w:pPr>
       <w:bookmarkStart w:id="4" w:name="εγκατάσταση-java-στον-υπολογιστή"/>
-      <w:bookmarkStart w:id="5" w:name="_Toc224650710"/>
+      <w:bookmarkStart w:id="5" w:name="_Toc224651083"/>
       <w:bookmarkEnd w:id="2"/>
       <w:r>
         <w:t>Εγκατάσταση Java στον υπολογιστή</w:t>
@@ -800,7 +800,7 @@
         </w:rPr>
         <w:lastRenderedPageBreak/>
         <w:drawing>
-          <wp:inline distT="0" distB="0" distL="0" distR="0" wp14:anchorId="1D62DF1E" wp14:editId="7516384B">
+          <wp:inline distT="0" distB="0" distL="0" distR="0" wp14:anchorId="7788650A" wp14:editId="469922E6">
             <wp:extent cx="6692900" cy="5103718"/>
             <wp:effectExtent l="0" t="0" r="0" b="0"/>
             <wp:docPr id="37" name="Picture" descr="Εικόνα 4"/>
@@ -891,7 +891,7 @@
         </w:rPr>
         <w:lastRenderedPageBreak/>
         <w:drawing>
-          <wp:inline distT="0" distB="0" distL="0" distR="0" wp14:anchorId="707A9080" wp14:editId="29067710">
+          <wp:inline distT="0" distB="0" distL="0" distR="0" wp14:anchorId="7BDCAB8A" wp14:editId="5BADD31A">
             <wp:extent cx="6692900" cy="6342582"/>
             <wp:effectExtent l="0" t="0" r="0" b="0"/>
             <wp:docPr id="40" name="Picture" descr="Εικόνα 5"/>
@@ -951,7 +951,7 @@
         </w:rPr>
         <w:lastRenderedPageBreak/>
         <w:drawing>
-          <wp:inline distT="0" distB="0" distL="0" distR="0" wp14:anchorId="78125E53" wp14:editId="73B99B39">
+          <wp:inline distT="0" distB="0" distL="0" distR="0" wp14:anchorId="368883F5" wp14:editId="2E3B1CFB">
             <wp:extent cx="6692900" cy="3476742"/>
             <wp:effectExtent l="0" t="0" r="0" b="0"/>
             <wp:docPr id="43" name="Picture" descr="Εικόνα 6"/>
@@ -1010,7 +1010,7 @@
           <w:noProof/>
         </w:rPr>
         <w:drawing>
-          <wp:inline distT="0" distB="0" distL="0" distR="0" wp14:anchorId="3284CA53" wp14:editId="2B52AC4B">
+          <wp:inline distT="0" distB="0" distL="0" distR="0" wp14:anchorId="2CD38DE5" wp14:editId="4AF75352">
             <wp:extent cx="3878981" cy="4456496"/>
             <wp:effectExtent l="0" t="0" r="0" b="0"/>
             <wp:docPr id="46" name="Picture" descr="Εικόνα 7"/>
@@ -1102,7 +1102,7 @@
         <w:pStyle w:val="Heading1"/>
       </w:pPr>
       <w:bookmarkStart w:id="6" w:name="X1e4e0ba8644777b181338baca4fbda558713802"/>
-      <w:bookmarkStart w:id="7" w:name="_Toc224650711"/>
+      <w:bookmarkStart w:id="7" w:name="_Toc224651084"/>
       <w:bookmarkEnd w:id="4"/>
       <w:r>
         <w:t>Ρύθμιση PyCharm για εκτέλεση pySpark κώδικα</w:t>
@@ -1150,7 +1150,7 @@
           <w:noProof/>
         </w:rPr>
         <w:drawing>
-          <wp:inline distT="0" distB="0" distL="0" distR="0" wp14:anchorId="1DA8806E" wp14:editId="6453C4DD">
+          <wp:inline distT="0" distB="0" distL="0" distR="0" wp14:anchorId="0D44556C" wp14:editId="118DC18A">
             <wp:extent cx="6692900" cy="4510266"/>
             <wp:effectExtent l="0" t="0" r="0" b="0"/>
             <wp:docPr id="50" name="Picture" descr="Εικόνα 8"/>
@@ -1243,7 +1243,7 @@
         </w:rPr>
         <w:lastRenderedPageBreak/>
         <w:drawing>
-          <wp:inline distT="0" distB="0" distL="0" distR="0" wp14:anchorId="7CB4485E" wp14:editId="2B49488B">
+          <wp:inline distT="0" distB="0" distL="0" distR="0" wp14:anchorId="0646928B" wp14:editId="5C7095F1">
             <wp:extent cx="6692900" cy="5955100"/>
             <wp:effectExtent l="0" t="0" r="0" b="0"/>
             <wp:docPr id="53" name="Picture" descr="Εικόνα 9"/>
@@ -1298,7 +1298,7 @@
         <w:pStyle w:val="Heading1"/>
       </w:pPr>
       <w:bookmarkStart w:id="8" w:name="εκτέλεση-ενός-δοκιμαστικού-wordcount"/>
-      <w:bookmarkStart w:id="9" w:name="_Toc224650712"/>
+      <w:bookmarkStart w:id="9" w:name="_Toc224651085"/>
       <w:bookmarkEnd w:id="6"/>
       <w:r>
         <w:t>Εκτέλεση ενός δοκιμαστικού wordcount</w:t>
@@ -2018,7 +2018,7 @@
           <w:noProof/>
         </w:rPr>
         <w:drawing>
-          <wp:inline distT="0" distB="0" distL="0" distR="0" wp14:anchorId="3570C2DB" wp14:editId="41F0148A">
+          <wp:inline distT="0" distB="0" distL="0" distR="0" wp14:anchorId="66352846" wp14:editId="2056EA96">
             <wp:extent cx="6692900" cy="5030683"/>
             <wp:effectExtent l="0" t="0" r="0" b="0"/>
             <wp:docPr id="57" name="Picture" descr="Εικόνα 10"/>
@@ -2121,7 +2121,7 @@
           <w:noProof/>
         </w:rPr>
         <w:drawing>
-          <wp:inline distT="0" distB="0" distL="0" distR="0" wp14:anchorId="3250C8D3" wp14:editId="6035268F">
+          <wp:inline distT="0" distB="0" distL="0" distR="0" wp14:anchorId="41723836" wp14:editId="55E3408A">
             <wp:extent cx="6692900" cy="2138062"/>
             <wp:effectExtent l="0" t="0" r="0" b="0"/>
             <wp:docPr id="60" name="Picture" descr="Εικόνα 11"/>
@@ -2188,7 +2188,7 @@
           <w:noProof/>
         </w:rPr>
         <w:drawing>
-          <wp:inline distT="0" distB="0" distL="0" distR="0" wp14:anchorId="721528F8" wp14:editId="30D196F3">
+          <wp:inline distT="0" distB="0" distL="0" distR="0" wp14:anchorId="0A2FCE92" wp14:editId="671461BF">
             <wp:extent cx="6692900" cy="2117527"/>
             <wp:effectExtent l="0" t="0" r="0" b="0"/>
             <wp:docPr id="64" name="Picture" descr="Εικόνα 12"/>
@@ -2240,7 +2240,7 @@
         </w:rPr>
         <w:lastRenderedPageBreak/>
         <w:drawing>
-          <wp:inline distT="0" distB="0" distL="0" distR="0" wp14:anchorId="7398AEA2" wp14:editId="43706C32">
+          <wp:inline distT="0" distB="0" distL="0" distR="0" wp14:anchorId="13F6CAC2" wp14:editId="7DCD3D4E">
             <wp:extent cx="6692900" cy="3213434"/>
             <wp:effectExtent l="0" t="0" r="0" b="0"/>
             <wp:docPr id="67" name="Picture" descr="Εικόνα 13"/>
@@ -2712,7 +2712,7 @@
   <w:abstractNum w:abstractNumId="9" w15:restartNumberingAfterBreak="0">
     <w:nsid w:val="0000A990"/>
     <w:multiLevelType w:val="multilevel"/>
-    <w:tmpl w:val="543CFDA6"/>
+    <w:tmpl w:val="4F0C103C"/>
     <w:lvl w:ilvl="0">
       <w:numFmt w:val="bullet"/>
       <w:lvlText w:val=" "/>
@@ -2789,7 +2789,7 @@
   <w:abstractNum w:abstractNumId="10" w15:restartNumberingAfterBreak="0">
     <w:nsid w:val="0000A991"/>
     <w:multiLevelType w:val="multilevel"/>
-    <w:tmpl w:val="521EA6A2"/>
+    <w:tmpl w:val="9EE414DA"/>
     <w:lvl w:ilvl="0">
       <w:numFmt w:val="bullet"/>
       <w:lvlText w:val=""/>
@@ -2890,37 +2890,37 @@
       </w:rPr>
     </w:lvl>
   </w:abstractNum>
-  <w:num w:numId="1" w16cid:durableId="1902591096">
+  <w:num w:numId="1" w16cid:durableId="110631668">
     <w:abstractNumId w:val="8"/>
   </w:num>
-  <w:num w:numId="2" w16cid:durableId="1557206400">
+  <w:num w:numId="2" w16cid:durableId="1065031337">
     <w:abstractNumId w:val="6"/>
   </w:num>
-  <w:num w:numId="3" w16cid:durableId="1434282391">
+  <w:num w:numId="3" w16cid:durableId="259997695">
     <w:abstractNumId w:val="5"/>
   </w:num>
-  <w:num w:numId="4" w16cid:durableId="360133578">
+  <w:num w:numId="4" w16cid:durableId="1587181626">
     <w:abstractNumId w:val="4"/>
   </w:num>
-  <w:num w:numId="5" w16cid:durableId="943073846">
+  <w:num w:numId="5" w16cid:durableId="1498228042">
     <w:abstractNumId w:val="7"/>
   </w:num>
-  <w:num w:numId="6" w16cid:durableId="143814241">
+  <w:num w:numId="6" w16cid:durableId="1678657907">
     <w:abstractNumId w:val="3"/>
   </w:num>
-  <w:num w:numId="7" w16cid:durableId="1281571803">
+  <w:num w:numId="7" w16cid:durableId="636570844">
     <w:abstractNumId w:val="2"/>
   </w:num>
-  <w:num w:numId="8" w16cid:durableId="907500284">
+  <w:num w:numId="8" w16cid:durableId="238755059">
     <w:abstractNumId w:val="1"/>
   </w:num>
-  <w:num w:numId="9" w16cid:durableId="1752894953">
+  <w:num w:numId="9" w16cid:durableId="248200368">
     <w:abstractNumId w:val="0"/>
   </w:num>
-  <w:num w:numId="10" w16cid:durableId="2143692323">
+  <w:num w:numId="10" w16cid:durableId="1520003229">
     <w:abstractNumId w:val="9"/>
   </w:num>
-  <w:num w:numId="11" w16cid:durableId="2066906950">
+  <w:num w:numId="11" w16cid:durableId="159853859">
     <w:abstractNumId w:val="10"/>
   </w:num>
 </w:numbering>
@@ -14741,7 +14741,7 @@
     <w:autoRedefine/>
     <w:uiPriority w:val="39"/>
     <w:unhideWhenUsed/>
-    <w:rsid w:val="005C5040"/>
+    <w:rsid w:val="00B0752F"/>
     <w:pPr>
       <w:spacing w:after="100"/>
     </w:pPr>
@@ -14751,7 +14751,7 @@
     <w:basedOn w:val="DefaultParagraphFont"/>
     <w:uiPriority w:val="99"/>
     <w:unhideWhenUsed/>
-    <w:rsid w:val="005C5040"/>
+    <w:rsid w:val="00B0752F"/>
     <w:rPr>
       <w:color w:val="0000FF" w:themeColor="hyperlink"/>
       <w:u w:val="single"/>
